--- a/Sam_CV_2026_with_clickable_portfolio.docx
+++ b/Sam_CV_2026_with_clickable_portfolio.docx
@@ -383,7 +383,7 @@
             <w:szCs w:val="20"/>
             <w:shd w:val="clear" w:color="auto" w:fill="FFFFFF"/>
           </w:rPr>
-          <w:t>samiullah2708.github.io/portfolio</w:t>
+          <w:t>samiii2023.github.io/portfolio</w:t>
         </w:r>
       </w:hyperlink>
       <w:r>
